--- a/bm/KEHO/ISO.BM-KEHO-15-01 Lệnh sản xuất.docx
+++ b/bm/KEHO/ISO.BM-KEHO-15-01 Lệnh sản xuất.docx
@@ -166,7 +166,7 @@
     </w:tbl>
     <w:p>
       <w:pPr>
-        <w:spacing w:after="120" w:before="200"/>
+        <w:spacing w:after="120" w:before="200" w:line="360" w:lineRule="auto"/>
         <w:jc w:val="center"/>
       </w:pPr>
       <w:r>
@@ -184,7 +184,7 @@
     </w:p>
     <w:p>
       <w:pPr>
-        <w:spacing w:after="60" w:before="60"/>
+        <w:spacing w:after="120" w:before="60" w:line="360" w:lineRule="auto"/>
         <w:jc w:val="left"/>
       </w:pPr>
       <w:r>
@@ -209,7 +209,7 @@
           <w:sz w:val="22"/>
           <w:szCs w:val="22"/>
         </w:rPr>
-        <w:t xml:space="preserve">______________________________    </w:t>
+        <w:t xml:space="preserve">..............................    </w:t>
       </w:r>
       <w:r>
         <w:rPr>
@@ -233,12 +233,12 @@
           <w:sz w:val="22"/>
           <w:szCs w:val="22"/>
         </w:rPr>
-        <w:t xml:space="preserve">______________________________</w:t>
+        <w:t>..............................</w:t>
       </w:r>
     </w:p>
     <w:p>
       <w:pPr>
-        <w:spacing w:after="60" w:before="60"/>
+        <w:spacing w:after="120" w:before="60" w:line="360" w:lineRule="auto"/>
         <w:jc w:val="left"/>
       </w:pPr>
       <w:r>
@@ -263,7 +263,7 @@
           <w:sz w:val="22"/>
           <w:szCs w:val="22"/>
         </w:rPr>
-        <w:t xml:space="preserve">______________________________    </w:t>
+        <w:t xml:space="preserve">..............................    </w:t>
       </w:r>
       <w:r>
         <w:rPr>
@@ -287,12 +287,12 @@
           <w:sz w:val="22"/>
           <w:szCs w:val="22"/>
         </w:rPr>
-        <w:t xml:space="preserve">______________________________</w:t>
+        <w:t>..............................</w:t>
       </w:r>
     </w:p>
     <w:p>
       <w:pPr>
-        <w:spacing w:after="60" w:before="60"/>
+        <w:spacing w:after="120" w:before="60" w:line="360" w:lineRule="auto"/>
         <w:jc w:val="left"/>
       </w:pPr>
       <w:r>
@@ -317,7 +317,7 @@
           <w:sz w:val="22"/>
           <w:szCs w:val="22"/>
         </w:rPr>
-        <w:t xml:space="preserve">______________________________    </w:t>
+        <w:t xml:space="preserve">..............................    </w:t>
       </w:r>
       <w:r>
         <w:rPr>
@@ -341,12 +341,12 @@
           <w:sz w:val="22"/>
           <w:szCs w:val="22"/>
         </w:rPr>
-        <w:t xml:space="preserve">______________________________</w:t>
+        <w:t>..............................</w:t>
       </w:r>
     </w:p>
     <w:p>
       <w:pPr>
-        <w:spacing w:after="60" w:before="60"/>
+        <w:spacing w:after="120" w:before="60" w:line="360" w:lineRule="auto"/>
         <w:jc w:val="left"/>
       </w:pPr>
       <w:r>
@@ -371,12 +371,12 @@
           <w:sz w:val="22"/>
           <w:szCs w:val="22"/>
         </w:rPr>
-        <w:t xml:space="preserve">____________________________________________________________</w:t>
+        <w:t>............................................................</w:t>
       </w:r>
     </w:p>
     <w:p>
       <w:pPr>
-        <w:spacing w:after="60" w:before="60"/>
+        <w:spacing w:after="120" w:before="60" w:line="360" w:lineRule="auto"/>
         <w:jc w:val="left"/>
       </w:pPr>
       <w:r>
@@ -1992,7 +1992,7 @@
     </w:tbl>
     <w:p>
       <w:pPr>
-        <w:spacing w:after="60" w:before="60"/>
+        <w:spacing w:after="120" w:before="60" w:line="360" w:lineRule="auto"/>
         <w:jc w:val="left"/>
       </w:pPr>
       <w:r>
@@ -2010,7 +2010,7 @@
     </w:p>
     <w:p>
       <w:pPr>
-        <w:spacing w:after="60" w:before="60"/>
+        <w:spacing w:after="120" w:before="60" w:line="360" w:lineRule="auto"/>
         <w:jc w:val="left"/>
       </w:pPr>
       <w:r>
@@ -2035,12 +2035,12 @@
           <w:sz w:val="22"/>
           <w:szCs w:val="22"/>
         </w:rPr>
-        <w:t xml:space="preserve">____________________________________________________________</w:t>
+        <w:t>............................................................</w:t>
       </w:r>
     </w:p>
     <w:p>
       <w:pPr>
-        <w:spacing w:after="60" w:before="60"/>
+        <w:spacing w:after="120" w:before="60" w:line="360" w:lineRule="auto"/>
         <w:jc w:val="left"/>
       </w:pPr>
       <w:r>
@@ -2065,12 +2065,12 @@
           <w:sz w:val="22"/>
           <w:szCs w:val="22"/>
         </w:rPr>
-        <w:t xml:space="preserve">____________________________________________________________</w:t>
+        <w:t>............................................................</w:t>
       </w:r>
     </w:p>
     <w:p>
       <w:pPr>
-        <w:spacing w:after="60" w:before="60"/>
+        <w:spacing w:after="120" w:before="60" w:line="360" w:lineRule="auto"/>
         <w:jc w:val="left"/>
       </w:pPr>
       <w:r>
@@ -2095,7 +2095,7 @@
           <w:sz w:val="22"/>
           <w:szCs w:val="22"/>
         </w:rPr>
-        <w:t xml:space="preserve">______________________________    </w:t>
+        <w:t xml:space="preserve">..............................    </w:t>
       </w:r>
       <w:r>
         <w:rPr>
@@ -2119,12 +2119,12 @@
           <w:sz w:val="22"/>
           <w:szCs w:val="22"/>
         </w:rPr>
-        <w:t xml:space="preserve">______________________________</w:t>
+        <w:t>..............................</w:t>
       </w:r>
     </w:p>
     <w:p>
       <w:pPr>
-        <w:spacing w:after="60" w:before="60"/>
+        <w:spacing w:after="120" w:before="60" w:line="360" w:lineRule="auto"/>
         <w:jc w:val="left"/>
       </w:pPr>
       <w:r>
@@ -2149,12 +2149,12 @@
           <w:sz w:val="22"/>
           <w:szCs w:val="22"/>
         </w:rPr>
-        <w:t xml:space="preserve">____________________________________________________________</w:t>
+        <w:t>............................................................</w:t>
       </w:r>
     </w:p>
     <w:p>
       <w:pPr>
-        <w:spacing w:after="60" w:before="60"/>
+        <w:spacing w:after="120" w:before="60" w:line="360" w:lineRule="auto"/>
         <w:jc w:val="left"/>
       </w:pPr>
       <w:r>
@@ -2642,7 +2642,7 @@
     </w:tbl>
     <w:p>
       <w:pPr>
-        <w:spacing w:after="60" w:before="60"/>
+        <w:spacing w:after="120" w:before="60" w:line="360" w:lineRule="auto"/>
         <w:jc w:val="left"/>
       </w:pPr>
       <w:r>
